--- a/03_Safety_AI_and_Practical_Controls/TAS2O_Parent_Consent_Practical_Course_Acknowledgement_AI_Enhanced.docx
+++ b/03_Safety_AI_and_Practical_Controls/TAS2O_Parent_Consent_Practical_Course_Acknowledgement_AI_Enhanced.docx
@@ -114,7 +114,7 @@
                 <w:b w:val="0"/>
                 <w:sz w:val="18"/>
               </w:rPr>
-              <w:t>[Insert School Name]</w:t>
+              <w:t>Webtree Academy</w:t>
             </w:r>
           </w:p>
         </w:tc>
@@ -148,7 +148,7 @@
                 <w:b w:val="0"/>
                 <w:sz w:val="18"/>
               </w:rPr>
-              <w:t>[Insert BSID]</w:t>
+              <w:t>883796</w:t>
             </w:r>
           </w:p>
         </w:tc>
@@ -216,7 +216,7 @@
                 <w:b w:val="0"/>
                 <w:sz w:val="18"/>
               </w:rPr>
-              <w:t>[Insert Teacher Name]</w:t>
+              <w:t>Carlos Chen</w:t>
             </w:r>
           </w:p>
         </w:tc>
@@ -250,7 +250,7 @@
                 <w:b w:val="0"/>
                 <w:sz w:val="18"/>
               </w:rPr>
-              <w:t>[Insert Name]</w:t>
+              <w:t>Henry Michels</w:t>
             </w:r>
           </w:p>
         </w:tc>
@@ -284,7 +284,7 @@
                 <w:b w:val="0"/>
                 <w:sz w:val="18"/>
               </w:rPr>
-              <w:t>[Insert Term]</w:t>
+              <w:t>Summer 2026 / Term 1 / Term 2</w:t>
             </w:r>
           </w:p>
         </w:tc>
@@ -318,7 +318,7 @@
                 <w:b w:val="0"/>
                 <w:sz w:val="18"/>
               </w:rPr>
-              <w:t>[Insert Room / Lab / Online Platform]</w:t>
+              <w:t>Hybrid delivery / school lab</w:t>
             </w:r>
           </w:p>
         </w:tc>
@@ -386,7 +386,7 @@
                 <w:b w:val="0"/>
                 <w:sz w:val="18"/>
               </w:rPr>
-              <w:t>[Insert Date]</w:t>
+              <w:t>2026-05-12</w:t>
             </w:r>
           </w:p>
         </w:tc>

--- a/03_Safety_AI_and_Practical_Controls/TAS2O_Parent_Consent_Practical_Course_Acknowledgement_AI_Enhanced.docx
+++ b/03_Safety_AI_and_Practical_Controls/TAS2O_Parent_Consent_Practical_Course_Acknowledgement_AI_Enhanced.docx
@@ -57,12 +57,7 @@
             <w:shd w:fill="D9EAF7"/>
           </w:tcPr>
           <w:p>
-            <w:r/>
             <w:r>
-              <w:rPr>
-                <w:b/>
-                <w:sz w:val="18"/>
-              </w:rPr>
               <w:t>Field</w:t>
             </w:r>
           </w:p>
@@ -74,12 +69,7 @@
             <w:shd w:fill="D9EAF7"/>
           </w:tcPr>
           <w:p>
-            <w:r/>
             <w:r>
-              <w:rPr>
-                <w:b/>
-                <w:sz w:val="18"/>
-              </w:rPr>
               <w:t>Information</w:t>
             </w:r>
           </w:p>
@@ -92,12 +82,7 @@
             <w:vAlign w:val="center"/>
           </w:tcPr>
           <w:p>
-            <w:r/>
             <w:r>
-              <w:rPr>
-                <w:b w:val="0"/>
-                <w:sz w:val="18"/>
-              </w:rPr>
               <w:t>School Name</w:t>
             </w:r>
           </w:p>
@@ -108,12 +93,7 @@
             <w:vAlign w:val="center"/>
           </w:tcPr>
           <w:p>
-            <w:r/>
             <w:r>
-              <w:rPr>
-                <w:b w:val="0"/>
-                <w:sz w:val="18"/>
-              </w:rPr>
               <w:t>Webtree Academy</w:t>
             </w:r>
           </w:p>
@@ -126,12 +106,7 @@
             <w:vAlign w:val="center"/>
           </w:tcPr>
           <w:p>
-            <w:r/>
             <w:r>
-              <w:rPr>
-                <w:b w:val="0"/>
-                <w:sz w:val="18"/>
-              </w:rPr>
               <w:t>BSID</w:t>
             </w:r>
           </w:p>
@@ -142,12 +117,7 @@
             <w:vAlign w:val="center"/>
           </w:tcPr>
           <w:p>
-            <w:r/>
             <w:r>
-              <w:rPr>
-                <w:b w:val="0"/>
-                <w:sz w:val="18"/>
-              </w:rPr>
               <w:t>883796</w:t>
             </w:r>
           </w:p>
@@ -160,12 +130,7 @@
             <w:vAlign w:val="center"/>
           </w:tcPr>
           <w:p>
-            <w:r/>
             <w:r>
-              <w:rPr>
-                <w:b w:val="0"/>
-                <w:sz w:val="18"/>
-              </w:rPr>
               <w:t>Course Code and Title</w:t>
             </w:r>
           </w:p>
@@ -176,12 +141,7 @@
             <w:vAlign w:val="center"/>
           </w:tcPr>
           <w:p>
-            <w:r/>
             <w:r>
-              <w:rPr>
-                <w:b w:val="0"/>
-                <w:sz w:val="18"/>
-              </w:rPr>
               <w:t>TAS2O - Technology and the Skilled Trades</w:t>
             </w:r>
           </w:p>
@@ -194,12 +154,7 @@
             <w:vAlign w:val="center"/>
           </w:tcPr>
           <w:p>
-            <w:r/>
             <w:r>
-              <w:rPr>
-                <w:b w:val="0"/>
-                <w:sz w:val="18"/>
-              </w:rPr>
               <w:t>Teacher</w:t>
             </w:r>
           </w:p>
@@ -210,12 +165,7 @@
             <w:vAlign w:val="center"/>
           </w:tcPr>
           <w:p>
-            <w:r/>
             <w:r>
-              <w:rPr>
-                <w:b w:val="0"/>
-                <w:sz w:val="18"/>
-              </w:rPr>
               <w:t>Carlos Chen</w:t>
             </w:r>
           </w:p>
@@ -228,12 +178,7 @@
             <w:vAlign w:val="center"/>
           </w:tcPr>
           <w:p>
-            <w:r/>
             <w:r>
-              <w:rPr>
-                <w:b w:val="0"/>
-                <w:sz w:val="18"/>
-              </w:rPr>
               <w:t>Principal / Administrator</w:t>
             </w:r>
           </w:p>
@@ -244,12 +189,7 @@
             <w:vAlign w:val="center"/>
           </w:tcPr>
           <w:p>
-            <w:r/>
             <w:r>
-              <w:rPr>
-                <w:b w:val="0"/>
-                <w:sz w:val="18"/>
-              </w:rPr>
               <w:t>Henry Michels</w:t>
             </w:r>
           </w:p>
@@ -262,12 +202,7 @@
             <w:vAlign w:val="center"/>
           </w:tcPr>
           <w:p>
-            <w:r/>
             <w:r>
-              <w:rPr>
-                <w:b w:val="0"/>
-                <w:sz w:val="18"/>
-              </w:rPr>
               <w:t>Semester / Term</w:t>
             </w:r>
           </w:p>
@@ -278,12 +213,7 @@
             <w:vAlign w:val="center"/>
           </w:tcPr>
           <w:p>
-            <w:r/>
             <w:r>
-              <w:rPr>
-                <w:b w:val="0"/>
-                <w:sz w:val="18"/>
-              </w:rPr>
               <w:t>Summer 2026 / Term 1 / Term 2</w:t>
             </w:r>
           </w:p>
@@ -296,12 +226,7 @@
             <w:vAlign w:val="center"/>
           </w:tcPr>
           <w:p>
-            <w:r/>
             <w:r>
-              <w:rPr>
-                <w:b w:val="0"/>
-                <w:sz w:val="18"/>
-              </w:rPr>
               <w:t>Course Location</w:t>
             </w:r>
           </w:p>
@@ -312,12 +237,7 @@
             <w:vAlign w:val="center"/>
           </w:tcPr>
           <w:p>
-            <w:r/>
             <w:r>
-              <w:rPr>
-                <w:b w:val="0"/>
-                <w:sz w:val="18"/>
-              </w:rPr>
               <w:t>Hybrid delivery / school lab</w:t>
             </w:r>
           </w:p>
@@ -330,12 +250,7 @@
             <w:vAlign w:val="center"/>
           </w:tcPr>
           <w:p>
-            <w:r/>
             <w:r>
-              <w:rPr>
-                <w:b w:val="0"/>
-                <w:sz w:val="18"/>
-              </w:rPr>
               <w:t>Document Version</w:t>
             </w:r>
           </w:p>
@@ -346,12 +261,7 @@
             <w:vAlign w:val="center"/>
           </w:tcPr>
           <w:p>
-            <w:r/>
             <w:r>
-              <w:rPr>
-                <w:b w:val="0"/>
-                <w:sz w:val="18"/>
-              </w:rPr>
               <w:t>v1.0 - Parent Consent and Practical Course Acknowledgement</w:t>
             </w:r>
           </w:p>
@@ -364,12 +274,7 @@
             <w:vAlign w:val="center"/>
           </w:tcPr>
           <w:p>
-            <w:r/>
             <w:r>
-              <w:rPr>
-                <w:b w:val="0"/>
-                <w:sz w:val="18"/>
-              </w:rPr>
               <w:t>Date Issued</w:t>
             </w:r>
           </w:p>
@@ -380,12 +285,7 @@
             <w:vAlign w:val="center"/>
           </w:tcPr>
           <w:p>
-            <w:r/>
             <w:r>
-              <w:rPr>
-                <w:b w:val="0"/>
-                <w:sz w:val="18"/>
-              </w:rPr>
               <w:t>2026-05-12</w:t>
             </w:r>
           </w:p>
@@ -439,12 +339,7 @@
             <w:shd w:fill="D9EAF7"/>
           </w:tcPr>
           <w:p>
-            <w:r/>
             <w:r>
-              <w:rPr>
-                <w:b/>
-                <w:sz w:val="18"/>
-              </w:rPr>
               <w:t>Activity Area</w:t>
             </w:r>
           </w:p>
@@ -456,12 +351,7 @@
             <w:shd w:fill="D9EAF7"/>
           </w:tcPr>
           <w:p>
-            <w:r/>
             <w:r>
-              <w:rPr>
-                <w:b/>
-                <w:sz w:val="18"/>
-              </w:rPr>
               <w:t>Examples of Student Work</w:t>
             </w:r>
           </w:p>
@@ -473,12 +363,7 @@
             <w:shd w:fill="D9EAF7"/>
           </w:tcPr>
           <w:p>
-            <w:r/>
             <w:r>
-              <w:rPr>
-                <w:b/>
-                <w:sz w:val="18"/>
-              </w:rPr>
               <w:t>Parent / Guardian Acknowledgement</w:t>
             </w:r>
           </w:p>
@@ -491,12 +376,7 @@
             <w:vAlign w:val="center"/>
           </w:tcPr>
           <w:p>
-            <w:r/>
             <w:r>
-              <w:rPr>
-                <w:b w:val="0"/>
-                <w:sz w:val="18"/>
-              </w:rPr>
               <w:t>Safety and tool orientation</w:t>
             </w:r>
           </w:p>
@@ -507,12 +387,7 @@
             <w:vAlign w:val="center"/>
           </w:tcPr>
           <w:p>
-            <w:r/>
             <w:r>
-              <w:rPr>
-                <w:b w:val="0"/>
-                <w:sz w:val="18"/>
-              </w:rPr>
               <w:t>Safety passport, PPE practice, safety quiz, classroom routines</w:t>
             </w:r>
           </w:p>
@@ -523,12 +398,7 @@
             <w:vAlign w:val="center"/>
           </w:tcPr>
           <w:p>
-            <w:r/>
             <w:r>
-              <w:rPr>
-                <w:b w:val="0"/>
-                <w:sz w:val="18"/>
-              </w:rPr>
               <w:t>Students must follow all safety instructions before participating in practical work.</w:t>
             </w:r>
           </w:p>
@@ -541,12 +411,7 @@
             <w:vAlign w:val="center"/>
           </w:tcPr>
           <w:p>
-            <w:r/>
             <w:r>
-              <w:rPr>
-                <w:b w:val="0"/>
-                <w:sz w:val="18"/>
-              </w:rPr>
               <w:t>Measurement and quality control</w:t>
             </w:r>
           </w:p>
@@ -557,12 +422,7 @@
             <w:vAlign w:val="center"/>
           </w:tcPr>
           <w:p>
-            <w:r/>
             <w:r>
-              <w:rPr>
-                <w:b w:val="0"/>
-                <w:sz w:val="18"/>
-              </w:rPr>
               <w:t>Using rulers, measuring tapes, calipers, data tables, error analysis</w:t>
             </w:r>
           </w:p>
@@ -573,12 +433,7 @@
             <w:vAlign w:val="center"/>
           </w:tcPr>
           <w:p>
-            <w:r/>
             <w:r>
-              <w:rPr>
-                <w:b w:val="0"/>
-                <w:sz w:val="18"/>
-              </w:rPr>
               <w:t>Students will handle basic measuring tools and record data accurately.</w:t>
             </w:r>
           </w:p>
@@ -591,12 +446,7 @@
             <w:vAlign w:val="center"/>
           </w:tcPr>
           <w:p>
-            <w:r/>
             <w:r>
-              <w:rPr>
-                <w:b w:val="0"/>
-                <w:sz w:val="18"/>
-              </w:rPr>
               <w:t>Materials and prototype construction</w:t>
             </w:r>
           </w:p>
@@ -607,12 +457,7 @@
             <w:vAlign w:val="center"/>
           </w:tcPr>
           <w:p>
-            <w:r/>
             <w:r>
-              <w:rPr>
-                <w:b w:val="0"/>
-                <w:sz w:val="18"/>
-              </w:rPr>
               <w:t>Cardboard, foam board, wood-like craft materials, glue, fasteners, simple hand tools</w:t>
             </w:r>
           </w:p>
@@ -623,12 +468,7 @@
             <w:vAlign w:val="center"/>
           </w:tcPr>
           <w:p>
-            <w:r/>
             <w:r>
-              <w:rPr>
-                <w:b w:val="0"/>
-                <w:sz w:val="18"/>
-              </w:rPr>
               <w:t>Students may build and test low-risk prototypes under teacher supervision.</w:t>
             </w:r>
           </w:p>
@@ -641,12 +481,7 @@
             <w:vAlign w:val="center"/>
           </w:tcPr>
           <w:p>
-            <w:r/>
             <w:r>
-              <w:rPr>
-                <w:b w:val="0"/>
-                <w:sz w:val="18"/>
-              </w:rPr>
               <w:t>CAD / digital design</w:t>
             </w:r>
           </w:p>
@@ -657,12 +492,7 @@
             <w:vAlign w:val="center"/>
           </w:tcPr>
           <w:p>
-            <w:r/>
             <w:r>
-              <w:rPr>
-                <w:b w:val="0"/>
-                <w:sz w:val="18"/>
-              </w:rPr>
               <w:t>Tinkercad, Onshape, SketchUp, Figma, Canva, or similar tools</w:t>
             </w:r>
           </w:p>
@@ -673,12 +503,7 @@
             <w:vAlign w:val="center"/>
           </w:tcPr>
           <w:p>
-            <w:r/>
             <w:r>
-              <w:rPr>
-                <w:b w:val="0"/>
-                <w:sz w:val="18"/>
-              </w:rPr>
               <w:t>Students may create digital models and design documentation.</w:t>
             </w:r>
           </w:p>
@@ -691,12 +516,7 @@
             <w:vAlign w:val="center"/>
           </w:tcPr>
           <w:p>
-            <w:r/>
             <w:r>
-              <w:rPr>
-                <w:b w:val="0"/>
-                <w:sz w:val="18"/>
-              </w:rPr>
               <w:t>Low-voltage electronics / automation</w:t>
             </w:r>
           </w:p>
@@ -707,12 +527,7 @@
             <w:vAlign w:val="center"/>
           </w:tcPr>
           <w:p>
-            <w:r/>
             <w:r>
-              <w:rPr>
-                <w:b w:val="0"/>
-                <w:sz w:val="18"/>
-              </w:rPr>
               <w:t>micro:bit, Arduino-style kits, LEDs, sensors, wires, breadboards, buzzers</w:t>
             </w:r>
           </w:p>
@@ -723,12 +538,7 @@
             <w:vAlign w:val="center"/>
           </w:tcPr>
           <w:p>
-            <w:r/>
             <w:r>
-              <w:rPr>
-                <w:b w:val="0"/>
-                <w:sz w:val="18"/>
-              </w:rPr>
               <w:t>Activities are limited to low-voltage classroom kits unless separately approved.</w:t>
             </w:r>
           </w:p>
@@ -741,12 +551,7 @@
             <w:vAlign w:val="center"/>
           </w:tcPr>
           <w:p>
-            <w:r/>
             <w:r>
-              <w:rPr>
-                <w:b w:val="0"/>
-                <w:sz w:val="18"/>
-              </w:rPr>
               <w:t>AI-assisted learning</w:t>
             </w:r>
           </w:p>
@@ -757,12 +562,7 @@
             <w:vAlign w:val="center"/>
           </w:tcPr>
           <w:p>
-            <w:r/>
             <w:r>
-              <w:rPr>
-                <w:b w:val="0"/>
-                <w:sz w:val="18"/>
-              </w:rPr>
               <w:t>Brainstorming, explaining concepts, drafting checklists, debugging, reflection, documentation</w:t>
             </w:r>
           </w:p>
@@ -773,12 +573,7 @@
             <w:vAlign w:val="center"/>
           </w:tcPr>
           <w:p>
-            <w:r/>
             <w:r>
-              <w:rPr>
-                <w:b w:val="0"/>
-                <w:sz w:val="18"/>
-              </w:rPr>
               <w:t>AI is used as a learning assistant, not as a substitute for student work.</w:t>
             </w:r>
           </w:p>
@@ -791,12 +586,7 @@
             <w:vAlign w:val="center"/>
           </w:tcPr>
           <w:p>
-            <w:r/>
             <w:r>
-              <w:rPr>
-                <w:b w:val="0"/>
-                <w:sz w:val="18"/>
-              </w:rPr>
               <w:t>Capstone project</w:t>
             </w:r>
           </w:p>
@@ -807,12 +597,7 @@
             <w:vAlign w:val="center"/>
           </w:tcPr>
           <w:p>
-            <w:r/>
             <w:r>
-              <w:rPr>
-                <w:b w:val="0"/>
-                <w:sz w:val="18"/>
-              </w:rPr>
               <w:t>Design portfolio, prototype, testing evidence, presentation/demo</w:t>
             </w:r>
           </w:p>
@@ -823,12 +608,7 @@
             <w:vAlign w:val="center"/>
           </w:tcPr>
           <w:p>
-            <w:r/>
             <w:r>
-              <w:rPr>
-                <w:b w:val="0"/>
-                <w:sz w:val="18"/>
-              </w:rPr>
               <w:t>Final work must show student understanding and safe practical application.</w:t>
             </w:r>
           </w:p>
@@ -966,12 +746,7 @@
             <w:shd w:fill="D9EAF7"/>
           </w:tcPr>
           <w:p>
-            <w:r/>
             <w:r>
-              <w:rPr>
-                <w:b/>
-                <w:sz w:val="18"/>
-              </w:rPr>
               <w:t>Category</w:t>
             </w:r>
           </w:p>
@@ -983,12 +758,7 @@
             <w:shd w:fill="D9EAF7"/>
           </w:tcPr>
           <w:p>
-            <w:r/>
             <w:r>
-              <w:rPr>
-                <w:b/>
-                <w:sz w:val="18"/>
-              </w:rPr>
               <w:t>Possible Items</w:t>
             </w:r>
           </w:p>
@@ -1000,12 +770,7 @@
             <w:shd w:fill="D9EAF7"/>
           </w:tcPr>
           <w:p>
-            <w:r/>
             <w:r>
-              <w:rPr>
-                <w:b/>
-                <w:sz w:val="18"/>
-              </w:rPr>
               <w:t>Risk Level / Control</w:t>
             </w:r>
           </w:p>
@@ -1018,12 +783,7 @@
             <w:vAlign w:val="center"/>
           </w:tcPr>
           <w:p>
-            <w:r/>
             <w:r>
-              <w:rPr>
-                <w:b w:val="0"/>
-                <w:sz w:val="18"/>
-              </w:rPr>
               <w:t>Basic tools</w:t>
             </w:r>
           </w:p>
@@ -1034,12 +794,7 @@
             <w:vAlign w:val="center"/>
           </w:tcPr>
           <w:p>
-            <w:r/>
             <w:r>
-              <w:rPr>
-                <w:b w:val="0"/>
-                <w:sz w:val="18"/>
-              </w:rPr>
               <w:t>Rulers, measuring tapes, calipers, scissors, craft knives only if approved, cutting mats</w:t>
             </w:r>
           </w:p>
@@ -1050,12 +805,7 @@
             <w:vAlign w:val="center"/>
           </w:tcPr>
           <w:p>
-            <w:r/>
             <w:r>
-              <w:rPr>
-                <w:b w:val="0"/>
-                <w:sz w:val="18"/>
-              </w:rPr>
               <w:t>Teacher supervision; tool-specific safety briefing.</w:t>
             </w:r>
           </w:p>
@@ -1068,12 +818,7 @@
             <w:vAlign w:val="center"/>
           </w:tcPr>
           <w:p>
-            <w:r/>
             <w:r>
-              <w:rPr>
-                <w:b w:val="0"/>
-                <w:sz w:val="18"/>
-              </w:rPr>
               <w:t>Assembly tools</w:t>
             </w:r>
           </w:p>
@@ -1084,12 +829,7 @@
             <w:vAlign w:val="center"/>
           </w:tcPr>
           <w:p>
-            <w:r/>
             <w:r>
-              <w:rPr>
-                <w:b w:val="0"/>
-                <w:sz w:val="18"/>
-              </w:rPr>
               <w:t>Hot glue gun, tape, fasteners, clamps, screwdrivers, pliers</w:t>
             </w:r>
           </w:p>
@@ -1100,12 +840,7 @@
             <w:vAlign w:val="center"/>
           </w:tcPr>
           <w:p>
-            <w:r/>
             <w:r>
-              <w:rPr>
-                <w:b w:val="0"/>
-                <w:sz w:val="18"/>
-              </w:rPr>
               <w:t>PPE and workstation controls; teacher permission required.</w:t>
             </w:r>
           </w:p>
@@ -1118,12 +853,7 @@
             <w:vAlign w:val="center"/>
           </w:tcPr>
           <w:p>
-            <w:r/>
             <w:r>
-              <w:rPr>
-                <w:b w:val="0"/>
-                <w:sz w:val="18"/>
-              </w:rPr>
               <w:t>Digital tools</w:t>
             </w:r>
           </w:p>
@@ -1134,12 +864,7 @@
             <w:vAlign w:val="center"/>
           </w:tcPr>
           <w:p>
-            <w:r/>
             <w:r>
-              <w:rPr>
-                <w:b w:val="0"/>
-                <w:sz w:val="18"/>
-              </w:rPr>
               <w:t>Laptop/Chromebook, CAD software, spreadsheet software, presentation tools</w:t>
             </w:r>
           </w:p>
@@ -1150,12 +875,7 @@
             <w:vAlign w:val="center"/>
           </w:tcPr>
           <w:p>
-            <w:r/>
             <w:r>
-              <w:rPr>
-                <w:b w:val="0"/>
-                <w:sz w:val="18"/>
-              </w:rPr>
               <w:t>School technology and acceptable use policies apply.</w:t>
             </w:r>
           </w:p>
@@ -1168,12 +888,7 @@
             <w:vAlign w:val="center"/>
           </w:tcPr>
           <w:p>
-            <w:r/>
             <w:r>
-              <w:rPr>
-                <w:b w:val="0"/>
-                <w:sz w:val="18"/>
-              </w:rPr>
               <w:t>Electronics kits</w:t>
             </w:r>
           </w:p>
@@ -1184,12 +899,7 @@
             <w:vAlign w:val="center"/>
           </w:tcPr>
           <w:p>
-            <w:r/>
             <w:r>
-              <w:rPr>
-                <w:b w:val="0"/>
-                <w:sz w:val="18"/>
-              </w:rPr>
               <w:t>micro:bit, Arduino-style boards, LEDs, resistors, sensors, wires, breadboards</w:t>
             </w:r>
           </w:p>
@@ -1200,12 +910,7 @@
             <w:vAlign w:val="center"/>
           </w:tcPr>
           <w:p>
-            <w:r/>
             <w:r>
-              <w:rPr>
-                <w:b w:val="0"/>
-                <w:sz w:val="18"/>
-              </w:rPr>
               <w:t>Low-voltage only; no wall-current wiring; teacher supervision required.</w:t>
             </w:r>
           </w:p>
@@ -1218,12 +923,7 @@
             <w:vAlign w:val="center"/>
           </w:tcPr>
           <w:p>
-            <w:r/>
             <w:r>
-              <w:rPr>
-                <w:b w:val="0"/>
-                <w:sz w:val="18"/>
-              </w:rPr>
               <w:t>Fabrication equipment</w:t>
             </w:r>
           </w:p>
@@ -1234,12 +934,7 @@
             <w:vAlign w:val="center"/>
           </w:tcPr>
           <w:p>
-            <w:r/>
             <w:r>
-              <w:rPr>
-                <w:b w:val="0"/>
-                <w:sz w:val="18"/>
-              </w:rPr>
               <w:t>3D printer or similar school-approved equipment if available</w:t>
             </w:r>
           </w:p>
@@ -1250,12 +945,7 @@
             <w:vAlign w:val="center"/>
           </w:tcPr>
           <w:p>
-            <w:r/>
             <w:r>
-              <w:rPr>
-                <w:b w:val="0"/>
-                <w:sz w:val="18"/>
-              </w:rPr>
               <w:t>Students may prepare files; teacher controls equipment access unless students are trained and supervised.</w:t>
             </w:r>
           </w:p>
@@ -1268,12 +958,7 @@
             <w:vAlign w:val="center"/>
           </w:tcPr>
           <w:p>
-            <w:r/>
             <w:r>
-              <w:rPr>
-                <w:b w:val="0"/>
-                <w:sz w:val="18"/>
-              </w:rPr>
               <w:t>Soldering / powered tools</w:t>
             </w:r>
           </w:p>
@@ -1284,12 +969,7 @@
             <w:vAlign w:val="center"/>
           </w:tcPr>
           <w:p>
-            <w:r/>
             <w:r>
-              <w:rPr>
-                <w:b w:val="0"/>
-                <w:sz w:val="18"/>
-              </w:rPr>
               <w:t>Only if school has equipment, teacher training, PPE, and separate safety approval</w:t>
             </w:r>
           </w:p>
@@ -1300,12 +980,7 @@
             <w:vAlign w:val="center"/>
           </w:tcPr>
           <w:p>
-            <w:r/>
             <w:r>
-              <w:rPr>
-                <w:b w:val="0"/>
-                <w:sz w:val="18"/>
-              </w:rPr>
               <w:t>Optional activity; may require additional consent or alternate assignment.</w:t>
             </w:r>
           </w:p>
@@ -1344,12 +1019,7 @@
             <w:shd w:fill="D9EAF7"/>
           </w:tcPr>
           <w:p>
-            <w:r/>
             <w:r>
-              <w:rPr>
-                <w:b/>
-                <w:sz w:val="18"/>
-              </w:rPr>
               <w:t>Allowed AI Use</w:t>
             </w:r>
           </w:p>
@@ -1361,12 +1031,7 @@
             <w:shd w:fill="D9EAF7"/>
           </w:tcPr>
           <w:p>
-            <w:r/>
             <w:r>
-              <w:rPr>
-                <w:b/>
-                <w:sz w:val="18"/>
-              </w:rPr>
               <w:t>Not Allowed AI Use</w:t>
             </w:r>
           </w:p>
@@ -1379,12 +1044,7 @@
             <w:vAlign w:val="center"/>
           </w:tcPr>
           <w:p>
-            <w:r/>
             <w:r>
-              <w:rPr>
-                <w:b w:val="0"/>
-                <w:sz w:val="18"/>
-              </w:rPr>
               <w:t>Brainstorm design options; ask for explanations; draft safety checklists; organize testing plans; improve writing clarity; debug code with explanation.</w:t>
             </w:r>
           </w:p>
@@ -1395,12 +1055,7 @@
             <w:vAlign w:val="center"/>
           </w:tcPr>
           <w:p>
-            <w:r/>
             <w:r>
-              <w:rPr>
-                <w:b w:val="0"/>
-                <w:sz w:val="18"/>
-              </w:rPr>
               <w:t>Submitting AI-generated work as original; fabricating data; using AI without disclosure; letting AI replace prototype building; using AI-generated code the student cannot explain.</w:t>
             </w:r>
           </w:p>
@@ -1413,12 +1068,7 @@
             <w:vAlign w:val="center"/>
           </w:tcPr>
           <w:p>
-            <w:r/>
             <w:r>
-              <w:rPr>
-                <w:b w:val="0"/>
-                <w:sz w:val="18"/>
-              </w:rPr>
               <w:t>Generate questions for user research; compare materials; summarize verified sources; create presentation outlines; reflect on design improvements.</w:t>
             </w:r>
           </w:p>
@@ -1429,12 +1079,7 @@
             <w:vAlign w:val="center"/>
           </w:tcPr>
           <w:p>
-            <w:r/>
             <w:r>
-              <w:rPr>
-                <w:b w:val="0"/>
-                <w:sz w:val="18"/>
-              </w:rPr>
               <w:t>Entering private personal information about classmates, staff, or families into AI tools; bypassing teacher instructions; using AI to avoid required practical work.</w:t>
             </w:r>
           </w:p>
@@ -1478,12 +1123,7 @@
             <w:shd w:fill="D9EAF7"/>
           </w:tcPr>
           <w:p>
-            <w:r/>
             <w:r>
-              <w:rPr>
-                <w:b/>
-                <w:sz w:val="18"/>
-              </w:rPr>
               <w:t>Consent Item</w:t>
             </w:r>
           </w:p>
@@ -1495,12 +1135,7 @@
             <w:shd w:fill="D9EAF7"/>
           </w:tcPr>
           <w:p>
-            <w:r/>
             <w:r>
-              <w:rPr>
-                <w:b/>
-                <w:sz w:val="18"/>
-              </w:rPr>
               <w:t>Parent / Guardian Choice</w:t>
             </w:r>
           </w:p>
@@ -1513,12 +1148,7 @@
             <w:vAlign w:val="center"/>
           </w:tcPr>
           <w:p>
-            <w:r/>
             <w:r>
-              <w:rPr>
-                <w:b w:val="0"/>
-                <w:sz w:val="18"/>
-              </w:rPr>
               <w:t>Use of school-approved digital design, coding, spreadsheet, and presentation tools for TAS2O learning</w:t>
             </w:r>
           </w:p>
@@ -1529,12 +1159,7 @@
             <w:vAlign w:val="center"/>
           </w:tcPr>
           <w:p>
-            <w:r/>
             <w:r>
-              <w:rPr>
-                <w:b w:val="0"/>
-                <w:sz w:val="18"/>
-              </w:rPr>
               <w:t>☐ I consent    ☐ I do not consent / request alternate arrangement</w:t>
             </w:r>
           </w:p>
@@ -1547,12 +1172,7 @@
             <w:vAlign w:val="center"/>
           </w:tcPr>
           <w:p>
-            <w:r/>
             <w:r>
-              <w:rPr>
-                <w:b w:val="0"/>
-                <w:sz w:val="18"/>
-              </w:rPr>
               <w:t>Use of AI tools under teacher supervision and school AI policy</w:t>
             </w:r>
           </w:p>
@@ -1563,12 +1183,7 @@
             <w:vAlign w:val="center"/>
           </w:tcPr>
           <w:p>
-            <w:r/>
             <w:r>
-              <w:rPr>
-                <w:b w:val="0"/>
-                <w:sz w:val="18"/>
-              </w:rPr>
               <w:t>☐ I consent    ☐ I do not consent / request alternate arrangement</w:t>
             </w:r>
           </w:p>
@@ -1581,12 +1196,7 @@
             <w:vAlign w:val="center"/>
           </w:tcPr>
           <w:p>
-            <w:r/>
             <w:r>
-              <w:rPr>
-                <w:b w:val="0"/>
-                <w:sz w:val="18"/>
-              </w:rPr>
               <w:t>Photos/videos of student prototype or hands only, used internally for assessment and portfolio evidence</w:t>
             </w:r>
           </w:p>
@@ -1597,12 +1207,7 @@
             <w:vAlign w:val="center"/>
           </w:tcPr>
           <w:p>
-            <w:r/>
             <w:r>
-              <w:rPr>
-                <w:b w:val="0"/>
-                <w:sz w:val="18"/>
-              </w:rPr>
               <w:t>☐ I consent    ☐ I do not consent</w:t>
             </w:r>
           </w:p>
@@ -1615,12 +1220,7 @@
             <w:vAlign w:val="center"/>
           </w:tcPr>
           <w:p>
-            <w:r/>
             <w:r>
-              <w:rPr>
-                <w:b w:val="0"/>
-                <w:sz w:val="18"/>
-              </w:rPr>
               <w:t>Photos/videos that identify the student, used internally for assessment and class portfolio</w:t>
             </w:r>
           </w:p>
@@ -1631,12 +1231,7 @@
             <w:vAlign w:val="center"/>
           </w:tcPr>
           <w:p>
-            <w:r/>
             <w:r>
-              <w:rPr>
-                <w:b w:val="0"/>
-                <w:sz w:val="18"/>
-              </w:rPr>
               <w:t>☐ I consent    ☐ I do not consent</w:t>
             </w:r>
           </w:p>
@@ -1649,12 +1244,7 @@
             <w:vAlign w:val="center"/>
           </w:tcPr>
           <w:p>
-            <w:r/>
             <w:r>
-              <w:rPr>
-                <w:b w:val="0"/>
-                <w:sz w:val="18"/>
-              </w:rPr>
               <w:t>Photos/videos for school website, newsletter, open house, or promotional use</w:t>
             </w:r>
           </w:p>
@@ -1665,12 +1255,7 @@
             <w:vAlign w:val="center"/>
           </w:tcPr>
           <w:p>
-            <w:r/>
             <w:r>
-              <w:rPr>
-                <w:b w:val="0"/>
-                <w:sz w:val="18"/>
-              </w:rPr>
               <w:t>☐ I consent    ☐ I do not consent</w:t>
             </w:r>
           </w:p>
@@ -1782,12 +1367,7 @@
             <w:shd w:fill="D9EAF7"/>
           </w:tcPr>
           <w:p>
-            <w:r/>
             <w:r>
-              <w:rPr>
-                <w:b/>
-                <w:sz w:val="18"/>
-              </w:rPr>
               <w:t>Question</w:t>
             </w:r>
           </w:p>
@@ -1799,12 +1379,7 @@
             <w:shd w:fill="D9EAF7"/>
           </w:tcPr>
           <w:p>
-            <w:r/>
             <w:r>
-              <w:rPr>
-                <w:b/>
-                <w:sz w:val="18"/>
-              </w:rPr>
               <w:t>Response</w:t>
             </w:r>
           </w:p>
@@ -1817,12 +1392,7 @@
             <w:vAlign w:val="center"/>
           </w:tcPr>
           <w:p>
-            <w:r/>
             <w:r>
-              <w:rPr>
-                <w:b w:val="0"/>
-                <w:sz w:val="18"/>
-              </w:rPr>
               <w:t>Does the student have any allergy or sensitivity related to dust, glue, latex, filament, solder fumes, cleaning products, or other materials?</w:t>
             </w:r>
           </w:p>
@@ -1833,12 +1403,7 @@
             <w:vAlign w:val="center"/>
           </w:tcPr>
           <w:p>
-            <w:r/>
             <w:r>
-              <w:rPr>
-                <w:b w:val="0"/>
-                <w:sz w:val="18"/>
-              </w:rPr>
               <w:t>☐ No    ☐ Yes: ________________________________</w:t>
             </w:r>
           </w:p>
@@ -1851,12 +1416,7 @@
             <w:vAlign w:val="center"/>
           </w:tcPr>
           <w:p>
-            <w:r/>
             <w:r>
-              <w:rPr>
-                <w:b w:val="0"/>
-                <w:sz w:val="18"/>
-              </w:rPr>
               <w:t>Does the student have any medical or physical limitation that may affect tool use, standing, lifting, fine motor work, or lab participation?</w:t>
             </w:r>
           </w:p>
@@ -1867,12 +1427,7 @@
             <w:vAlign w:val="center"/>
           </w:tcPr>
           <w:p>
-            <w:r/>
             <w:r>
-              <w:rPr>
-                <w:b w:val="0"/>
-                <w:sz w:val="18"/>
-              </w:rPr>
               <w:t>☐ No    ☐ Yes: ________________________________</w:t>
             </w:r>
           </w:p>
@@ -1885,12 +1440,7 @@
             <w:vAlign w:val="center"/>
           </w:tcPr>
           <w:p>
-            <w:r/>
             <w:r>
-              <w:rPr>
-                <w:b w:val="0"/>
-                <w:sz w:val="18"/>
-              </w:rPr>
               <w:t>Does the student require accommodation for safety demonstrations, written instructions, assessment format, or assistive technology?</w:t>
             </w:r>
           </w:p>
@@ -1901,12 +1451,7 @@
             <w:vAlign w:val="center"/>
           </w:tcPr>
           <w:p>
-            <w:r/>
             <w:r>
-              <w:rPr>
-                <w:b w:val="0"/>
-                <w:sz w:val="18"/>
-              </w:rPr>
               <w:t>☐ No    ☐ Yes: ________________________________</w:t>
             </w:r>
           </w:p>
@@ -1919,12 +1464,7 @@
             <w:vAlign w:val="center"/>
           </w:tcPr>
           <w:p>
-            <w:r/>
             <w:r>
-              <w:rPr>
-                <w:b w:val="0"/>
-                <w:sz w:val="18"/>
-              </w:rPr>
               <w:t>Emergency contact update needed?</w:t>
             </w:r>
           </w:p>
@@ -1935,12 +1475,7 @@
             <w:vAlign w:val="center"/>
           </w:tcPr>
           <w:p>
-            <w:r/>
             <w:r>
-              <w:rPr>
-                <w:b w:val="0"/>
-                <w:sz w:val="18"/>
-              </w:rPr>
               <w:t>☐ No    ☐ Yes: ________________________________</w:t>
             </w:r>
           </w:p>
@@ -2152,12 +1687,7 @@
             <w:shd w:fill="D9EAF7"/>
           </w:tcPr>
           <w:p>
-            <w:r/>
             <w:r>
-              <w:rPr>
-                <w:b/>
-                <w:sz w:val="18"/>
-              </w:rPr>
               <w:t>Signature Field</w:t>
             </w:r>
           </w:p>
@@ -2169,12 +1699,7 @@
             <w:shd w:fill="D9EAF7"/>
           </w:tcPr>
           <w:p>
-            <w:r/>
             <w:r>
-              <w:rPr>
-                <w:b/>
-                <w:sz w:val="18"/>
-              </w:rPr>
               <w:t>Information</w:t>
             </w:r>
           </w:p>
@@ -2187,12 +1712,7 @@
             <w:vAlign w:val="center"/>
           </w:tcPr>
           <w:p>
-            <w:r/>
             <w:r>
-              <w:rPr>
-                <w:b w:val="0"/>
-                <w:sz w:val="18"/>
-              </w:rPr>
               <w:t>Student Name</w:t>
             </w:r>
           </w:p>
@@ -2203,12 +1723,7 @@
             <w:vAlign w:val="center"/>
           </w:tcPr>
           <w:p>
-            <w:r/>
             <w:r>
-              <w:rPr>
-                <w:b w:val="0"/>
-                <w:sz w:val="18"/>
-              </w:rPr>
               <w:t>____________________________________________</w:t>
             </w:r>
           </w:p>
@@ -2221,12 +1736,7 @@
             <w:vAlign w:val="center"/>
           </w:tcPr>
           <w:p>
-            <w:r/>
             <w:r>
-              <w:rPr>
-                <w:b w:val="0"/>
-                <w:sz w:val="18"/>
-              </w:rPr>
               <w:t>Student Signature</w:t>
             </w:r>
           </w:p>
@@ -2237,12 +1747,7 @@
             <w:vAlign w:val="center"/>
           </w:tcPr>
           <w:p>
-            <w:r/>
             <w:r>
-              <w:rPr>
-                <w:b w:val="0"/>
-                <w:sz w:val="18"/>
-              </w:rPr>
               <w:t>____________________________________________  Date: _______________</w:t>
             </w:r>
           </w:p>
@@ -2255,12 +1760,7 @@
             <w:vAlign w:val="center"/>
           </w:tcPr>
           <w:p>
-            <w:r/>
             <w:r>
-              <w:rPr>
-                <w:b w:val="0"/>
-                <w:sz w:val="18"/>
-              </w:rPr>
               <w:t>Parent / Guardian Name</w:t>
             </w:r>
           </w:p>
@@ -2271,12 +1771,7 @@
             <w:vAlign w:val="center"/>
           </w:tcPr>
           <w:p>
-            <w:r/>
             <w:r>
-              <w:rPr>
-                <w:b w:val="0"/>
-                <w:sz w:val="18"/>
-              </w:rPr>
               <w:t>____________________________________________</w:t>
             </w:r>
           </w:p>
@@ -2289,12 +1784,7 @@
             <w:vAlign w:val="center"/>
           </w:tcPr>
           <w:p>
-            <w:r/>
             <w:r>
-              <w:rPr>
-                <w:b w:val="0"/>
-                <w:sz w:val="18"/>
-              </w:rPr>
               <w:t>Parent / Guardian Signature</w:t>
             </w:r>
           </w:p>
@@ -2305,12 +1795,7 @@
             <w:vAlign w:val="center"/>
           </w:tcPr>
           <w:p>
-            <w:r/>
             <w:r>
-              <w:rPr>
-                <w:b w:val="0"/>
-                <w:sz w:val="18"/>
-              </w:rPr>
               <w:t>____________________________________________  Date: _______________</w:t>
             </w:r>
           </w:p>
@@ -2323,12 +1808,7 @@
             <w:vAlign w:val="center"/>
           </w:tcPr>
           <w:p>
-            <w:r/>
             <w:r>
-              <w:rPr>
-                <w:b w:val="0"/>
-                <w:sz w:val="18"/>
-              </w:rPr>
               <w:t>Parent / Guardian Email / Phone</w:t>
             </w:r>
           </w:p>
@@ -2339,12 +1819,7 @@
             <w:vAlign w:val="center"/>
           </w:tcPr>
           <w:p>
-            <w:r/>
             <w:r>
-              <w:rPr>
-                <w:b w:val="0"/>
-                <w:sz w:val="18"/>
-              </w:rPr>
               <w:t>____________________________________________</w:t>
             </w:r>
           </w:p>
@@ -2357,12 +1832,7 @@
             <w:vAlign w:val="center"/>
           </w:tcPr>
           <w:p>
-            <w:r/>
             <w:r>
-              <w:rPr>
-                <w:b w:val="0"/>
-                <w:sz w:val="18"/>
-              </w:rPr>
               <w:t>Teacher Signature / Received By</w:t>
             </w:r>
           </w:p>
@@ -2373,12 +1843,7 @@
             <w:vAlign w:val="center"/>
           </w:tcPr>
           <w:p>
-            <w:r/>
             <w:r>
-              <w:rPr>
-                <w:b w:val="0"/>
-                <w:sz w:val="18"/>
-              </w:rPr>
               <w:t>____________________________________________  Date: _______________</w:t>
             </w:r>
           </w:p>
@@ -2412,12 +1877,7 @@
             <w:shd w:fill="D9EAF7"/>
           </w:tcPr>
           <w:p>
-            <w:r/>
             <w:r>
-              <w:rPr>
-                <w:b/>
-                <w:sz w:val="18"/>
-              </w:rPr>
               <w:t>Item</w:t>
             </w:r>
           </w:p>
@@ -2429,12 +1889,7 @@
             <w:shd w:fill="D9EAF7"/>
           </w:tcPr>
           <w:p>
-            <w:r/>
             <w:r>
-              <w:rPr>
-                <w:b/>
-                <w:sz w:val="18"/>
-              </w:rPr>
               <w:t>Completed / Notes</w:t>
             </w:r>
           </w:p>
@@ -2447,12 +1902,7 @@
             <w:vAlign w:val="center"/>
           </w:tcPr>
           <w:p>
-            <w:r/>
             <w:r>
-              <w:rPr>
-                <w:b w:val="0"/>
-                <w:sz w:val="18"/>
-              </w:rPr>
               <w:t>Form received and filed</w:t>
             </w:r>
           </w:p>
@@ -2463,12 +1913,7 @@
             <w:vAlign w:val="center"/>
           </w:tcPr>
           <w:p>
-            <w:r/>
             <w:r>
-              <w:rPr>
-                <w:b w:val="0"/>
-                <w:sz w:val="18"/>
-              </w:rPr>
               <w:t>☐ Yes   Date: __________________</w:t>
             </w:r>
           </w:p>
@@ -2481,12 +1926,7 @@
             <w:vAlign w:val="center"/>
           </w:tcPr>
           <w:p>
-            <w:r/>
             <w:r>
-              <w:rPr>
-                <w:b w:val="0"/>
-                <w:sz w:val="18"/>
-              </w:rPr>
               <w:t>Safety contract received</w:t>
             </w:r>
           </w:p>
@@ -2497,12 +1937,7 @@
             <w:vAlign w:val="center"/>
           </w:tcPr>
           <w:p>
-            <w:r/>
             <w:r>
-              <w:rPr>
-                <w:b w:val="0"/>
-                <w:sz w:val="18"/>
-              </w:rPr>
               <w:t>☐ Yes   ☐ Pending</w:t>
             </w:r>
           </w:p>
@@ -2515,12 +1950,7 @@
             <w:vAlign w:val="center"/>
           </w:tcPr>
           <w:p>
-            <w:r/>
             <w:r>
-              <w:rPr>
-                <w:b w:val="0"/>
-                <w:sz w:val="18"/>
-              </w:rPr>
               <w:t>AI policy acknowledgement received</w:t>
             </w:r>
           </w:p>
@@ -2531,12 +1961,7 @@
             <w:vAlign w:val="center"/>
           </w:tcPr>
           <w:p>
-            <w:r/>
             <w:r>
-              <w:rPr>
-                <w:b w:val="0"/>
-                <w:sz w:val="18"/>
-              </w:rPr>
               <w:t>☐ Yes   ☐ Pending</w:t>
             </w:r>
           </w:p>
@@ -2549,12 +1974,7 @@
             <w:vAlign w:val="center"/>
           </w:tcPr>
           <w:p>
-            <w:r/>
             <w:r>
-              <w:rPr>
-                <w:b w:val="0"/>
-                <w:sz w:val="18"/>
-              </w:rPr>
               <w:t>Medical / accommodation follow-up required</w:t>
             </w:r>
           </w:p>
@@ -2565,12 +1985,7 @@
             <w:vAlign w:val="center"/>
           </w:tcPr>
           <w:p>
-            <w:r/>
             <w:r>
-              <w:rPr>
-                <w:b w:val="0"/>
-                <w:sz w:val="18"/>
-              </w:rPr>
               <w:t>☐ No   ☐ Yes: __________________</w:t>
             </w:r>
           </w:p>
@@ -2583,12 +1998,7 @@
             <w:vAlign w:val="center"/>
           </w:tcPr>
           <w:p>
-            <w:r/>
             <w:r>
-              <w:rPr>
-                <w:b w:val="0"/>
-                <w:sz w:val="18"/>
-              </w:rPr>
               <w:t>Photo/video permissions entered into student record</w:t>
             </w:r>
           </w:p>
@@ -2599,12 +2009,7 @@
             <w:vAlign w:val="center"/>
           </w:tcPr>
           <w:p>
-            <w:r/>
             <w:r>
-              <w:rPr>
-                <w:b w:val="0"/>
-                <w:sz w:val="18"/>
-              </w:rPr>
               <w:t>☐ Yes   ☐ Not applicable</w:t>
             </w:r>
           </w:p>
@@ -2617,12 +2022,7 @@
             <w:vAlign w:val="center"/>
           </w:tcPr>
           <w:p>
-            <w:r/>
             <w:r>
-              <w:rPr>
-                <w:b w:val="0"/>
-                <w:sz w:val="18"/>
-              </w:rPr>
               <w:t>Alternate arrangements required</w:t>
             </w:r>
           </w:p>
@@ -2633,12 +2033,7 @@
             <w:vAlign w:val="center"/>
           </w:tcPr>
           <w:p>
-            <w:r/>
             <w:r>
-              <w:rPr>
-                <w:b w:val="0"/>
-                <w:sz w:val="18"/>
-              </w:rPr>
               <w:t>☐ No   ☐ Yes: __________________</w:t>
             </w:r>
           </w:p>
@@ -2674,12 +2069,7 @@
             <w:shd w:fill="D9EAF7"/>
           </w:tcPr>
           <w:p>
-            <w:r/>
             <w:r>
-              <w:rPr>
-                <w:b/>
-                <w:sz w:val="18"/>
-              </w:rPr>
               <w:t>Version</w:t>
             </w:r>
           </w:p>
@@ -2691,12 +2081,7 @@
             <w:shd w:fill="D9EAF7"/>
           </w:tcPr>
           <w:p>
-            <w:r/>
             <w:r>
-              <w:rPr>
-                <w:b/>
-                <w:sz w:val="18"/>
-              </w:rPr>
               <w:t>Date</w:t>
             </w:r>
           </w:p>
@@ -2708,12 +2093,7 @@
             <w:shd w:fill="D9EAF7"/>
           </w:tcPr>
           <w:p>
-            <w:r/>
             <w:r>
-              <w:rPr>
-                <w:b/>
-                <w:sz w:val="18"/>
-              </w:rPr>
               <w:t>Revision Notes</w:t>
             </w:r>
           </w:p>
@@ -2725,12 +2105,7 @@
             <w:shd w:fill="D9EAF7"/>
           </w:tcPr>
           <w:p>
-            <w:r/>
             <w:r>
-              <w:rPr>
-                <w:b/>
-                <w:sz w:val="18"/>
-              </w:rPr>
               <w:t>Reviewed By</w:t>
             </w:r>
           </w:p>
@@ -2743,12 +2118,7 @@
             <w:vAlign w:val="center"/>
           </w:tcPr>
           <w:p>
-            <w:r/>
             <w:r>
-              <w:rPr>
-                <w:b w:val="0"/>
-                <w:sz w:val="18"/>
-              </w:rPr>
               <w:t>v1.0</w:t>
             </w:r>
           </w:p>
@@ -2759,13 +2129,8 @@
             <w:vAlign w:val="center"/>
           </w:tcPr>
           <w:p>
-            <w:r/>
             <w:r>
-              <w:rPr>
-                <w:b w:val="0"/>
-                <w:sz w:val="18"/>
-              </w:rPr>
-              <w:t>[Insert Date]</w:t>
+              <w:t>Insert Date</w:t>
             </w:r>
           </w:p>
         </w:tc>
@@ -2775,12 +2140,7 @@
             <w:vAlign w:val="center"/>
           </w:tcPr>
           <w:p>
-            <w:r/>
             <w:r>
-              <w:rPr>
-                <w:b w:val="0"/>
-                <w:sz w:val="18"/>
-              </w:rPr>
               <w:t>Initial TAS2O parent consent and practical course acknowledgement package.</w:t>
             </w:r>
           </w:p>
@@ -2791,13 +2151,8 @@
             <w:vAlign w:val="center"/>
           </w:tcPr>
           <w:p>
-            <w:r/>
             <w:r>
-              <w:rPr>
-                <w:b w:val="0"/>
-                <w:sz w:val="18"/>
-              </w:rPr>
-              <w:t>[Insert Name]</w:t>
+              <w:t>Insert Name</w:t>
             </w:r>
           </w:p>
         </w:tc>
@@ -2810,12 +2165,6 @@
           </w:tcPr>
           <w:p>
             <w:r/>
-            <w:r>
-              <w:rPr>
-                <w:b w:val="0"/>
-                <w:sz w:val="18"/>
-              </w:rPr>
-            </w:r>
           </w:p>
         </w:tc>
         <w:tc>
@@ -2825,12 +2174,6 @@
           </w:tcPr>
           <w:p>
             <w:r/>
-            <w:r>
-              <w:rPr>
-                <w:b w:val="0"/>
-                <w:sz w:val="18"/>
-              </w:rPr>
-            </w:r>
           </w:p>
         </w:tc>
         <w:tc>
@@ -2840,12 +2183,6 @@
           </w:tcPr>
           <w:p>
             <w:r/>
-            <w:r>
-              <w:rPr>
-                <w:b w:val="0"/>
-                <w:sz w:val="18"/>
-              </w:rPr>
-            </w:r>
           </w:p>
         </w:tc>
         <w:tc>
@@ -2855,12 +2192,6 @@
           </w:tcPr>
           <w:p>
             <w:r/>
-            <w:r>
-              <w:rPr>
-                <w:b w:val="0"/>
-                <w:sz w:val="18"/>
-              </w:rPr>
-            </w:r>
           </w:p>
         </w:tc>
       </w:tr>
